--- a/제출파일초안/1. requirement list.docx
+++ b/제출파일초안/1. requirement list.docx
@@ -46,7 +46,7 @@
           <w:szCs w:val="16"/>
           <w:rtl w:val="off"/>
         </w:rPr>
-        <w:t xml:space="preserve">공통 / </w:t>
+        <w:t>공통 / Use case diagram 작성, 담당 Use case에 대하여 requirement list, UI 화면, use case description 작성</w:t>
       </w:r>
     </w:p>
     <w:p>
@@ -78,7 +78,7 @@
           <w:szCs w:val="16"/>
           <w:rtl w:val="off"/>
         </w:rPr>
-        <w:t xml:space="preserve"> /</w:t>
+        <w:t xml:space="preserve"> / Use case - 로그인, 로그아웃, 설문 리스트 조회(+설문 삭제, 설문 상세정보 조회(관리자))</w:t>
       </w:r>
     </w:p>
     <w:p>
@@ -96,21 +96,12 @@
       </w:pPr>
       <w:r>
         <w:rPr>
-          <w:lang/>
-          <w:sz w:val="16"/>
-          <w:szCs w:val="16"/>
-          <w:rtl w:val="off"/>
-        </w:rPr>
-        <w:t>~~~~~~</w:t>
-      </w:r>
-      <w:r>
-        <w:rPr>
           <w:lang w:eastAsia="ko-KR"/>
           <w:sz w:val="16"/>
           <w:szCs w:val="16"/>
           <w:rtl w:val="off"/>
         </w:rPr>
-        <w:t>~</w:t>
+        <w:t>C111055</w:t>
       </w:r>
       <w:r>
         <w:rPr>
@@ -128,7 +119,7 @@
           <w:szCs w:val="16"/>
           <w:rtl w:val="off"/>
         </w:rPr>
-        <w:t xml:space="preserve"> / </w:t>
+        <w:t xml:space="preserve"> / Use case - 설문 검색, 설문 상세정보 조회(회원), 설문 응답</w:t>
       </w:r>
     </w:p>
     <w:p>
@@ -146,21 +137,12 @@
       </w:pPr>
       <w:r>
         <w:rPr>
-          <w:lang/>
-          <w:sz w:val="16"/>
-          <w:szCs w:val="16"/>
-          <w:rtl w:val="off"/>
-        </w:rPr>
-        <w:t>~~~~~~</w:t>
-      </w:r>
-      <w:r>
-        <w:rPr>
           <w:lang w:eastAsia="ko-KR"/>
           <w:sz w:val="16"/>
           <w:szCs w:val="16"/>
           <w:rtl w:val="off"/>
         </w:rPr>
-        <w:t>~</w:t>
+        <w:t>C311209</w:t>
       </w:r>
       <w:r>
         <w:rPr>
@@ -178,7 +160,7 @@
           <w:szCs w:val="16"/>
           <w:rtl w:val="off"/>
         </w:rPr>
-        <w:t xml:space="preserve"> / </w:t>
+        <w:t xml:space="preserve"> / Use case - 응답한 설문 조회(+응답 취소), 응답 수정, 통계 조회</w:t>
       </w:r>
     </w:p>
     <w:p>
@@ -196,21 +178,12 @@
       </w:pPr>
       <w:r>
         <w:rPr>
-          <w:lang/>
-          <w:sz w:val="16"/>
-          <w:szCs w:val="16"/>
-          <w:rtl w:val="off"/>
-        </w:rPr>
-        <w:t>~~~~~~</w:t>
-      </w:r>
-      <w:r>
-        <w:rPr>
           <w:lang w:eastAsia="ko-KR"/>
           <w:sz w:val="16"/>
           <w:szCs w:val="16"/>
           <w:rtl w:val="off"/>
         </w:rPr>
-        <w:t>~</w:t>
+        <w:t>C011183</w:t>
       </w:r>
       <w:r>
         <w:rPr>
@@ -228,7 +201,7 @@
           <w:szCs w:val="16"/>
           <w:rtl w:val="off"/>
         </w:rPr>
-        <w:t xml:space="preserve"> / </w:t>
+        <w:t xml:space="preserve"> / Use case - 회원 가입, 회원 탈퇴, 설문 등록</w:t>
       </w:r>
     </w:p>
     <w:p>
@@ -532,45 +505,7 @@
                 <w:szCs w:val="18"/>
                 <w:rtl w:val="off"/>
               </w:rPr>
-              <w:t xml:space="preserve">회원은 </w:t>
-            </w:r>
-            <w:r>
-              <w:rPr>
-                <w:lang w:eastAsia="ko-KR"/>
-                <w:color w:val="FF0000"/>
-                <w:sz w:val="18"/>
-                <w:szCs w:val="18"/>
-                <w:rtl w:val="off"/>
-              </w:rPr>
-              <w:t>(</w:t>
-            </w:r>
-            <w:r>
-              <w:rPr>
-                <w:lang w:eastAsia="ko-KR"/>
-                <w:sz w:val="18"/>
-                <w:szCs w:val="18"/>
-                <w:rtl w:val="off"/>
-              </w:rPr>
-              <w:t>회원 탈퇴 화면에서</w:t>
-            </w:r>
-            <w:r>
-              <w:rPr>
-                <w:lang w:eastAsia="ko-KR"/>
-                <w:color w:val="FF0000"/>
-                <w:sz w:val="18"/>
-                <w:szCs w:val="18"/>
-                <w:rtl w:val="off"/>
-              </w:rPr>
-              <w:t>)</w:t>
-            </w:r>
-            <w:r>
-              <w:rPr>
-                <w:lang w:eastAsia="ko-KR"/>
-                <w:sz w:val="18"/>
-                <w:szCs w:val="18"/>
-                <w:rtl w:val="off"/>
-              </w:rPr>
-              <w:t xml:space="preserve"> 회원 탈퇴를 할 수 있어야 한다. </w:t>
+              <w:t xml:space="preserve">회원은 회원 탈퇴 화면에서 회원 탈퇴를 할 수 있어야 한다. </w:t>
             </w:r>
             <w:r>
               <w:rPr>
@@ -585,12 +520,11 @@
             <w:r>
               <w:rPr>
                 <w:lang w:eastAsia="ko-KR"/>
-                <w:color w:val="FF0000"/>
-                <w:sz w:val="18"/>
-                <w:szCs w:val="18"/>
-                <w:rtl w:val="off"/>
-              </w:rPr>
-              <w:t>(과제 명세에 “탈퇴 시 모든 이용 권한과 데이터가 삭제된다” 고민?)</w:t>
+                <w:sz w:val="18"/>
+                <w:szCs w:val="18"/>
+                <w:rtl w:val="off"/>
+              </w:rPr>
+              <w:t>회원 탈퇴 시 모든 이용 권한과 데이터가 삭제된다.</w:t>
             </w:r>
           </w:p>
         </w:tc>
@@ -693,7 +627,7 @@
             <w:r>
               <w:rPr>
                 <w:lang w:eastAsia="ko-KR"/>
-                <w:color w:val="0000FF"/>
+                <w:color w:val="000000"/>
                 <w:sz w:val="18"/>
                 <w:szCs w:val="18"/>
                 <w:rtl w:val="off"/>
@@ -893,7 +827,17 @@
                 <w:szCs w:val="18"/>
                 <w:rtl w:val="off"/>
               </w:rPr>
-              <w:t xml:space="preserve">관리자는 </w:t>
+              <w:t xml:space="preserve">관리자는 설문 등록 화면에서 설문 제목, 설명, 문항, 응답 항목, 설문 시작 시각, 마감 시각을 </w:t>
+            </w:r>
+            <w:r>
+              <w:rPr>
+                <w:lang w:eastAsia="ko-KR"/>
+                <w:color w:val="000000"/>
+                <w:sz w:val="18"/>
+                <w:szCs w:val="18"/>
+                <w:rtl w:val="off"/>
+              </w:rPr>
+              <w:t>입력하여 설문을</w:t>
             </w:r>
             <w:r>
               <w:rPr>
@@ -903,45 +847,7 @@
                 <w:szCs w:val="18"/>
                 <w:rtl w:val="off"/>
               </w:rPr>
-              <w:t>(</w:t>
-            </w:r>
-            <w:r>
-              <w:rPr>
-                <w:lang w:eastAsia="ko-KR"/>
-                <w:sz w:val="18"/>
-                <w:szCs w:val="18"/>
-                <w:rtl w:val="off"/>
-              </w:rPr>
-              <w:t>설문 등록 화면에서</w:t>
-            </w:r>
-            <w:r>
-              <w:rPr>
-                <w:lang w:eastAsia="ko-KR"/>
-                <w:color w:val="FF0000"/>
-                <w:sz w:val="18"/>
-                <w:szCs w:val="18"/>
-                <w:rtl w:val="off"/>
-              </w:rPr>
-              <w:t>)</w:t>
-            </w:r>
-            <w:r>
-              <w:rPr>
-                <w:lang w:eastAsia="ko-KR"/>
-                <w:sz w:val="18"/>
-                <w:szCs w:val="18"/>
-                <w:rtl w:val="off"/>
-              </w:rPr>
-              <w:t xml:space="preserve"> 설문 제목, 설명, 문항, 응답 항목, 설문 시작 시각, 마감 시각을 </w:t>
-            </w:r>
-            <w:r>
-              <w:rPr>
-                <w:lang w:eastAsia="ko-KR"/>
-                <w:color w:val="FF0000"/>
-                <w:sz w:val="18"/>
-                <w:szCs w:val="18"/>
-                <w:rtl w:val="off"/>
-              </w:rPr>
-              <w:t xml:space="preserve">입력하여 설문을 </w:t>
+              <w:t xml:space="preserve"> </w:t>
             </w:r>
             <w:r>
               <w:rPr>
@@ -1442,41 +1348,7 @@
                 <w:sz w:val="18"/>
                 <w:szCs w:val="18"/>
               </w:rPr>
-              <w:t xml:space="preserve">회원은 </w:t>
-            </w:r>
-            <w:r>
-              <w:rPr>
-                <w:lang w:eastAsia="ko-KR"/>
-                <w:color w:val="FF0000"/>
-                <w:sz w:val="18"/>
-                <w:szCs w:val="18"/>
-                <w:rtl w:val="off"/>
-              </w:rPr>
-              <w:t>(</w:t>
-            </w:r>
-            <w:r>
-              <w:rPr>
-                <w:sz w:val="18"/>
-                <w:szCs w:val="18"/>
-              </w:rPr>
-              <w:t>상세 정보 화면에서</w:t>
-            </w:r>
-            <w:r>
-              <w:rPr>
-                <w:lang w:eastAsia="ko-KR"/>
-                <w:color w:val="FF0000"/>
-                <w:sz w:val="18"/>
-                <w:szCs w:val="18"/>
-                <w:rtl w:val="off"/>
-              </w:rPr>
-              <w:t>)</w:t>
-            </w:r>
-            <w:r>
-              <w:rPr>
-                <w:sz w:val="18"/>
-                <w:szCs w:val="18"/>
-              </w:rPr>
-              <w:t xml:space="preserve"> 현재 진행 중인 설문에 대해 응답 화면으로 이동하여 설문에 응답할 수 있어야 한다.</w:t>
+              <w:t>회원은 상세 정보 화면에서 현재 진행 중인 설문에 대해 응답 화면으로 이동하여 설문에 응답할 수 있어야 한다.</w:t>
             </w:r>
           </w:p>
         </w:tc>
@@ -1576,24 +1448,21 @@
               <w:pStyle w:val="0"/>
               <w:widowControl w:val="off"/>
               <w:rPr>
+                <w:color w:val="FF0000"/>
+                <w:sz w:val="18"/>
+                <w:szCs w:val="18"/>
+              </w:rPr>
+            </w:pPr>
+            <w:r>
+              <w:rPr>
                 <w:lang w:eastAsia="ko-KR"/>
                 <w:rFonts w:hint="eastAsia"/>
-                <w:sz w:val="20"/>
-                <w:szCs w:val="20"/>
-                <w:rtl w:val="off"/>
-              </w:rPr>
-            </w:pPr>
-          </w:p>
-          <w:p>
-            <w:pPr>
-              <w:pStyle w:val="0"/>
-              <w:widowControl w:val="off"/>
-              <w:rPr>
-                <w:color w:val="FF0000"/>
-                <w:sz w:val="20"/>
-                <w:szCs w:val="20"/>
-              </w:rPr>
-            </w:pPr>
+                <w:sz w:val="18"/>
+                <w:szCs w:val="18"/>
+                <w:rtl w:val="off"/>
+              </w:rPr>
+              <w:t>회원은 자신이 응답한 모든 설문 정보를 한 화면에서 조회할 수 있어야 한다. 또한 현재 진행 중인 설문에 대해서 자신의 응답을 취소할 수 있어야 한다.</w:t>
+            </w:r>
           </w:p>
         </w:tc>
         <w:tc>
@@ -1715,6 +1584,15 @@
                 <w:szCs w:val="18"/>
               </w:rPr>
             </w:pPr>
+            <w:r>
+              <w:rPr>
+                <w:lang w:eastAsia="ko-KR"/>
+                <w:sz w:val="18"/>
+                <w:szCs w:val="18"/>
+                <w:rtl w:val="off"/>
+              </w:rPr>
+              <w:t>회원은 현재 진행 중인 설문에 대해서 자신이 제출한 응답을 수정할 수 있어야 한다.</w:t>
+            </w:r>
           </w:p>
         </w:tc>
         <w:tc>
@@ -1803,6 +1681,15 @@
                 <w:szCs w:val="18"/>
               </w:rPr>
             </w:pPr>
+            <w:r>
+              <w:rPr>
+                <w:lang w:eastAsia="ko-KR"/>
+                <w:sz w:val="18"/>
+                <w:szCs w:val="18"/>
+                <w:rtl w:val="off"/>
+              </w:rPr>
+              <w:t>관리자는 검색 단위를 입력함으로써 그 기간 동안의 설문 응답 통계 정보인 전체 설문 수, 종료된 설문 수, 총 응답 수를 조회할 수 있어야 한다.</w:t>
+            </w:r>
           </w:p>
         </w:tc>
         <w:tc>
@@ -2562,22 +2449,22 @@
     <w:lsdException w:name="index 7" w:semiHidden="1" w:unhideWhenUsed="1"/>
     <w:lsdException w:name="index 8" w:semiHidden="1" w:unhideWhenUsed="1"/>
     <w:lsdException w:name="index 9" w:semiHidden="1" w:unhideWhenUsed="1"/>
-    <w:lsdException w:name="toc 1" w:semiHidden="1" w:uiPriority="6417" w:unhideWhenUsed="1"/>
-    <w:lsdException w:name="toc 2" w:semiHidden="1" w:uiPriority="6417" w:unhideWhenUsed="1"/>
-    <w:lsdException w:name="toc 3" w:semiHidden="1" w:uiPriority="6417" w:unhideWhenUsed="1"/>
-    <w:lsdException w:name="toc 4" w:semiHidden="1" w:uiPriority="6417" w:unhideWhenUsed="1"/>
-    <w:lsdException w:name="toc 5" w:semiHidden="1" w:uiPriority="6417" w:unhideWhenUsed="1"/>
-    <w:lsdException w:name="toc 6" w:semiHidden="1" w:uiPriority="6417" w:unhideWhenUsed="1"/>
-    <w:lsdException w:name="toc 7" w:semiHidden="1" w:uiPriority="6417" w:unhideWhenUsed="1"/>
-    <w:lsdException w:name="toc 8" w:semiHidden="1" w:uiPriority="6417" w:unhideWhenUsed="1"/>
-    <w:lsdException w:name="toc 9" w:semiHidden="1" w:uiPriority="6417" w:unhideWhenUsed="1"/>
+    <w:lsdException w:name="toc 1" w:semiHidden="1" w:uiPriority="25623" w:unhideWhenUsed="1"/>
+    <w:lsdException w:name="toc 2" w:semiHidden="1" w:uiPriority="25623" w:unhideWhenUsed="1"/>
+    <w:lsdException w:name="toc 3" w:semiHidden="1" w:uiPriority="25623" w:unhideWhenUsed="1"/>
+    <w:lsdException w:name="toc 4" w:semiHidden="1" w:uiPriority="25623" w:unhideWhenUsed="1"/>
+    <w:lsdException w:name="toc 5" w:semiHidden="1" w:uiPriority="25623" w:unhideWhenUsed="1"/>
+    <w:lsdException w:name="toc 6" w:semiHidden="1" w:uiPriority="25623" w:unhideWhenUsed="1"/>
+    <w:lsdException w:name="toc 7" w:semiHidden="1" w:uiPriority="25623" w:unhideWhenUsed="1"/>
+    <w:lsdException w:name="toc 8" w:semiHidden="1" w:uiPriority="25623" w:unhideWhenUsed="1"/>
+    <w:lsdException w:name="toc 9" w:semiHidden="1" w:uiPriority="25623" w:unhideWhenUsed="1"/>
     <w:lsdException w:name="Normal Indent" w:semiHidden="1" w:unhideWhenUsed="1"/>
     <w:lsdException w:name="footnote text" w:semiHidden="1" w:unhideWhenUsed="1"/>
     <w:lsdException w:name="annotation text" w:semiHidden="1" w:unhideWhenUsed="1"/>
     <w:lsdException w:name="header" w:semiHidden="1" w:unhideWhenUsed="1"/>
     <w:lsdException w:name="footer" w:semiHidden="1" w:unhideWhenUsed="1"/>
     <w:lsdException w:name="index heading" w:semiHidden="1" w:unhideWhenUsed="1"/>
-    <w:lsdException w:name="caption" w:semiHidden="1" w:uiPriority="6407" w:unhideWhenUsed="1" w:qFormat="1"/>
+    <w:lsdException w:name="caption" w:semiHidden="1" w:uiPriority="25607" w:unhideWhenUsed="1" w:qFormat="1"/>
     <w:lsdException w:name="table of figures" w:semiHidden="1" w:unhideWhenUsed="1"/>
     <w:lsdException w:name="envelope address" w:semiHidden="1" w:unhideWhenUsed="1"/>
     <w:lsdException w:name="envelope return" w:semiHidden="1" w:unhideWhenUsed="1"/>
@@ -2605,7 +2492,7 @@
     <w:lsdException w:name="List Number 3" w:semiHidden="1" w:unhideWhenUsed="1"/>
     <w:lsdException w:name="List Number 4" w:semiHidden="1" w:unhideWhenUsed="1"/>
     <w:lsdException w:name="List Number 5" w:semiHidden="1" w:unhideWhenUsed="1"/>
-    <w:lsdException w:name="Title" w:uiPriority="304" w:qFormat="1"/>
+    <w:lsdException w:name="Title" w:uiPriority="772" w:qFormat="1"/>
     <w:lsdException w:name="Closing" w:semiHidden="1" w:unhideWhenUsed="1"/>
     <w:lsdException w:name="Signature" w:semiHidden="1" w:unhideWhenUsed="1"/>
     <w:lsdException w:name="Default Paragraph Font" w:semiHidden="1" w:uiPriority="1" w:unhideWhenUsed="1"/>
@@ -2617,7 +2504,7 @@
     <w:lsdException w:name="List Continue 4" w:semiHidden="1" w:unhideWhenUsed="1"/>
     <w:lsdException w:name="List Continue 5" w:semiHidden="1" w:unhideWhenUsed="1"/>
     <w:lsdException w:name="Message Header" w:semiHidden="1" w:unhideWhenUsed="1"/>
-    <w:lsdException w:name="Subtitle" w:uiPriority="305" w:qFormat="1"/>
+    <w:lsdException w:name="Subtitle" w:uiPriority="773" w:qFormat="1"/>
     <w:lsdException w:name="Salutation" w:semiHidden="1" w:unhideWhenUsed="1"/>
     <w:lsdException w:name="Date" w:semiHidden="1" w:unhideWhenUsed="1"/>
     <w:lsdException w:name="Body Text First Indent" w:semiHidden="1" w:unhideWhenUsed="1"/>
@@ -2630,8 +2517,8 @@
     <w:lsdException w:name="Block Text" w:semiHidden="1" w:unhideWhenUsed="1"/>
     <w:lsdException w:name="Hyperlink" w:semiHidden="1" w:unhideWhenUsed="1"/>
     <w:lsdException w:name="FollowedHyperlink" w:semiHidden="1" w:unhideWhenUsed="1"/>
-    <w:lsdException w:name="Strong" w:uiPriority="1906" w:qFormat="1"/>
-    <w:lsdException w:name="Emphasis" w:uiPriority="1634" w:qFormat="1"/>
+    <w:lsdException w:name="Strong" w:uiPriority="6406" w:qFormat="1"/>
+    <w:lsdException w:name="Emphasis" w:uiPriority="5684" w:qFormat="1"/>
     <w:lsdException w:name="Document Map" w:semiHidden="1" w:unhideWhenUsed="1"/>
     <w:lsdException w:name="Plain Text" w:semiHidden="1" w:unhideWhenUsed="1"/>
     <w:lsdException w:name="E-mail Signature" w:semiHidden="1" w:unhideWhenUsed="1"/>
@@ -2697,223 +2584,223 @@
     <w:lsdException w:name="Table Web 2" w:semiHidden="1" w:unhideWhenUsed="1"/>
     <w:lsdException w:name="Table Web 3" w:semiHidden="1" w:unhideWhenUsed="1"/>
     <w:lsdException w:name="Balloon Text" w:semiHidden="1" w:unhideWhenUsed="1"/>
-    <w:lsdException w:name="Table Grid" w:uiPriority="6417"/>
+    <w:lsdException w:name="Table Grid" w:uiPriority="25623"/>
     <w:lsdException w:name="Table Theme" w:semiHidden="1" w:unhideWhenUsed="1"/>
     <w:lsdException w:name="Placeholder Text" w:semiHidden="1"/>
     <w:lsdException w:name="No Spacing" w:uiPriority="1" w:qFormat="1"/>
-    <w:lsdException w:name="Light Shading" w:uiPriority="33570"/>
-    <w:lsdException w:name="Light List" w:uiPriority="33571"/>
-    <w:lsdException w:name="Light Grid" w:uiPriority="33572"/>
-    <w:lsdException w:name="Medium Shading 1" w:uiPriority="33573"/>
-    <w:lsdException w:name="Medium Shading 2" w:uiPriority="133192"/>
-    <w:lsdException w:name="Medium List 1" w:uiPriority="133193"/>
-    <w:lsdException w:name="Medium List 2" w:uiPriority="136530"/>
-    <w:lsdException w:name="Medium Grid 1" w:uiPriority="136531"/>
-    <w:lsdException w:name="Medium Grid 2" w:uiPriority="136562"/>
-    <w:lsdException w:name="Medium Grid 3" w:uiPriority="136563"/>
-    <w:lsdException w:name="Dark List" w:uiPriority="136786"/>
-    <w:lsdException w:name="Colorful Shading" w:uiPriority="136787"/>
-    <w:lsdException w:name="Colorful List" w:uiPriority="137064"/>
-    <w:lsdException w:name="Colorful Grid" w:uiPriority="137065"/>
-    <w:lsdException w:name="Light Shading Accent 1" w:uiPriority="33570"/>
-    <w:lsdException w:name="Light List Accent 1" w:uiPriority="33571"/>
-    <w:lsdException w:name="Light Grid Accent 1" w:uiPriority="33572"/>
-    <w:lsdException w:name="Medium Shading 1 Accent 1" w:uiPriority="33573"/>
-    <w:lsdException w:name="Medium Shading 2 Accent 1" w:uiPriority="133192"/>
-    <w:lsdException w:name="Medium List 1 Accent 1" w:uiPriority="133193"/>
+    <w:lsdException w:name="Light Shading" w:uiPriority="210288"/>
+    <w:lsdException w:name="Light List" w:uiPriority="210289"/>
+    <w:lsdException w:name="Light Grid" w:uiPriority="210290"/>
+    <w:lsdException w:name="Medium Shading 1" w:uiPriority="210291"/>
+    <w:lsdException w:name="Medium Shading 2" w:uiPriority="1257874"/>
+    <w:lsdException w:name="Medium List 1" w:uiPriority="1257875"/>
+    <w:lsdException w:name="Medium List 2" w:uiPriority="1271088"/>
+    <w:lsdException w:name="Medium Grid 1" w:uiPriority="1271089"/>
+    <w:lsdException w:name="Medium Grid 2" w:uiPriority="1271138"/>
+    <w:lsdException w:name="Medium Grid 3" w:uiPriority="1271139"/>
+    <w:lsdException w:name="Dark List" w:uiPriority="1271686"/>
+    <w:lsdException w:name="Colorful Shading" w:uiPriority="1271687"/>
+    <w:lsdException w:name="Colorful List" w:uiPriority="1273956"/>
+    <w:lsdException w:name="Colorful Grid" w:uiPriority="1273957"/>
+    <w:lsdException w:name="Light Shading Accent 1" w:uiPriority="210288"/>
+    <w:lsdException w:name="Light List Accent 1" w:uiPriority="210289"/>
+    <w:lsdException w:name="Light Grid Accent 1" w:uiPriority="210290"/>
+    <w:lsdException w:name="Medium Shading 1 Accent 1" w:uiPriority="210291"/>
+    <w:lsdException w:name="Medium Shading 2 Accent 1" w:uiPriority="1257874"/>
+    <w:lsdException w:name="Medium List 1 Accent 1" w:uiPriority="1257875"/>
     <w:lsdException w:name="Revision" w:semiHidden="1"/>
-    <w:lsdException w:name="List Paragraph" w:uiPriority="6406" w:qFormat="1"/>
-    <w:lsdException w:name="Quote" w:uiPriority="5171" w:qFormat="1"/>
-    <w:lsdException w:name="Intense Quote" w:uiPriority="5508" w:qFormat="1"/>
-    <w:lsdException w:name="Medium List 2 Accent 1" w:uiPriority="136530"/>
-    <w:lsdException w:name="Medium Grid 1 Accent 1" w:uiPriority="136531"/>
-    <w:lsdException w:name="Medium Grid 2 Accent 1" w:uiPriority="136562"/>
-    <w:lsdException w:name="Medium Grid 3 Accent 1" w:uiPriority="136563"/>
-    <w:lsdException w:name="Dark List Accent 1" w:uiPriority="136786"/>
-    <w:lsdException w:name="Colorful Shading Accent 1" w:uiPriority="136787"/>
-    <w:lsdException w:name="Colorful List Accent 1" w:uiPriority="137064"/>
-    <w:lsdException w:name="Colorful Grid Accent 1" w:uiPriority="137065"/>
-    <w:lsdException w:name="Light Shading Accent 2" w:uiPriority="33570"/>
-    <w:lsdException w:name="Light List Accent 2" w:uiPriority="33571"/>
-    <w:lsdException w:name="Light Grid Accent 2" w:uiPriority="33572"/>
-    <w:lsdException w:name="Medium Shading 1 Accent 2" w:uiPriority="33573"/>
-    <w:lsdException w:name="Medium Shading 2 Accent 2" w:uiPriority="133192"/>
-    <w:lsdException w:name="Medium List 1 Accent 2" w:uiPriority="133193"/>
-    <w:lsdException w:name="Medium List 2 Accent 2" w:uiPriority="136530"/>
-    <w:lsdException w:name="Medium Grid 1 Accent 2" w:uiPriority="136531"/>
-    <w:lsdException w:name="Medium Grid 2 Accent 2" w:uiPriority="136562"/>
-    <w:lsdException w:name="Medium Grid 3 Accent 2" w:uiPriority="136563"/>
-    <w:lsdException w:name="Dark List Accent 2" w:uiPriority="136786"/>
-    <w:lsdException w:name="Colorful Shading Accent 2" w:uiPriority="136787"/>
-    <w:lsdException w:name="Colorful List Accent 2" w:uiPriority="137064"/>
-    <w:lsdException w:name="Colorful Grid Accent 2" w:uiPriority="137065"/>
-    <w:lsdException w:name="Light Shading Accent 3" w:uiPriority="33570"/>
-    <w:lsdException w:name="Light List Accent 3" w:uiPriority="33571"/>
-    <w:lsdException w:name="Light Grid Accent 3" w:uiPriority="33572"/>
-    <w:lsdException w:name="Medium Shading 1 Accent 3" w:uiPriority="33573"/>
-    <w:lsdException w:name="Medium Shading 2 Accent 3" w:uiPriority="133192"/>
-    <w:lsdException w:name="Medium List 1 Accent 3" w:uiPriority="133193"/>
-    <w:lsdException w:name="Medium List 2 Accent 3" w:uiPriority="136530"/>
-    <w:lsdException w:name="Medium Grid 1 Accent 3" w:uiPriority="136531"/>
-    <w:lsdException w:name="Medium Grid 2 Accent 3" w:uiPriority="136562"/>
-    <w:lsdException w:name="Medium Grid 3 Accent 3" w:uiPriority="136563"/>
-    <w:lsdException w:name="Dark List Accent 3" w:uiPriority="136786"/>
-    <w:lsdException w:name="Colorful Shading Accent 3" w:uiPriority="136787"/>
-    <w:lsdException w:name="Colorful List Accent 3" w:uiPriority="137064"/>
-    <w:lsdException w:name="Colorful Grid Accent 3" w:uiPriority="137065"/>
-    <w:lsdException w:name="Light Shading Accent 4" w:uiPriority="33570"/>
-    <w:lsdException w:name="Light List Accent 4" w:uiPriority="33571"/>
-    <w:lsdException w:name="Light Grid Accent 4" w:uiPriority="33572"/>
-    <w:lsdException w:name="Medium Shading 1 Accent 4" w:uiPriority="33573"/>
-    <w:lsdException w:name="Medium Shading 2 Accent 4" w:uiPriority="133192"/>
-    <w:lsdException w:name="Medium List 1 Accent 4" w:uiPriority="133193"/>
-    <w:lsdException w:name="Medium List 2 Accent 4" w:uiPriority="136530"/>
-    <w:lsdException w:name="Medium Grid 1 Accent 4" w:uiPriority="136531"/>
-    <w:lsdException w:name="Medium Grid 2 Accent 4" w:uiPriority="136562"/>
-    <w:lsdException w:name="Medium Grid 3 Accent 4" w:uiPriority="136563"/>
-    <w:lsdException w:name="Dark List Accent 4" w:uiPriority="136786"/>
-    <w:lsdException w:name="Colorful Shading Accent 4" w:uiPriority="136787"/>
-    <w:lsdException w:name="Colorful List Accent 4" w:uiPriority="137064"/>
-    <w:lsdException w:name="Colorful Grid Accent 4" w:uiPriority="137065"/>
-    <w:lsdException w:name="Light Shading Accent 5" w:uiPriority="33570"/>
-    <w:lsdException w:name="Light List Accent 5" w:uiPriority="33571"/>
-    <w:lsdException w:name="Light Grid Accent 5" w:uiPriority="33572"/>
-    <w:lsdException w:name="Medium Shading 1 Accent 5" w:uiPriority="33573"/>
-    <w:lsdException w:name="Medium Shading 2 Accent 5" w:uiPriority="133192"/>
-    <w:lsdException w:name="Medium List 1 Accent 5" w:uiPriority="133193"/>
-    <w:lsdException w:name="Medium List 2 Accent 5" w:uiPriority="136530"/>
-    <w:lsdException w:name="Medium Grid 1 Accent 5" w:uiPriority="136531"/>
-    <w:lsdException w:name="Medium Grid 2 Accent 5" w:uiPriority="136562"/>
-    <w:lsdException w:name="Medium Grid 3 Accent 5" w:uiPriority="136563"/>
-    <w:lsdException w:name="Dark List Accent 5" w:uiPriority="136786"/>
-    <w:lsdException w:name="Colorful Shading Accent 5" w:uiPriority="136787"/>
-    <w:lsdException w:name="Colorful List Accent 5" w:uiPriority="137064"/>
-    <w:lsdException w:name="Colorful Grid Accent 5" w:uiPriority="137065"/>
-    <w:lsdException w:name="Light Shading Accent 6" w:uiPriority="33570"/>
-    <w:lsdException w:name="Light List Accent 6" w:uiPriority="33571"/>
-    <w:lsdException w:name="Light Grid Accent 6" w:uiPriority="33572"/>
-    <w:lsdException w:name="Medium Shading 1 Accent 6" w:uiPriority="33573"/>
-    <w:lsdException w:name="Medium Shading 2 Accent 6" w:uiPriority="133192"/>
-    <w:lsdException w:name="Medium List 1 Accent 6" w:uiPriority="133193"/>
-    <w:lsdException w:name="Medium List 2 Accent 6" w:uiPriority="136530"/>
-    <w:lsdException w:name="Medium Grid 1 Accent 6" w:uiPriority="136531"/>
-    <w:lsdException w:name="Medium Grid 2 Accent 6" w:uiPriority="136562"/>
-    <w:lsdException w:name="Medium Grid 3 Accent 6" w:uiPriority="136563"/>
-    <w:lsdException w:name="Dark List Accent 6" w:uiPriority="136786"/>
-    <w:lsdException w:name="Colorful Shading Accent 6" w:uiPriority="136787"/>
-    <w:lsdException w:name="Colorful List Accent 6" w:uiPriority="137064"/>
-    <w:lsdException w:name="Colorful Grid Accent 6" w:uiPriority="137065"/>
-    <w:lsdException w:name="Subtle Emphasis" w:uiPriority="775" w:qFormat="1"/>
-    <w:lsdException w:name="Intense Emphasis" w:uiPriority="1635" w:qFormat="1"/>
-    <w:lsdException w:name="Subtle Reference" w:uiPriority="5509" w:qFormat="1"/>
-    <w:lsdException w:name="Intense Reference" w:uiPriority="5684" w:qFormat="1"/>
-    <w:lsdException w:name="Book Title" w:uiPriority="5685" w:qFormat="1"/>
-    <w:lsdException w:name="Bibliography" w:semiHidden="1" w:uiPriority="6409" w:unhideWhenUsed="1"/>
-    <w:lsdException w:name="TOC Heading" w:semiHidden="1" w:uiPriority="6417" w:unhideWhenUsed="1" w:qFormat="1"/>
-    <w:lsdException w:name="Plain Table 1" w:uiPriority="20849"/>
-    <w:lsdException w:name="Plain Table 2" w:uiPriority="21552"/>
-    <w:lsdException w:name="Plain Table 3" w:uiPriority="21553"/>
-    <w:lsdException w:name="Plain Table 4" w:uiPriority="21572"/>
-    <w:lsdException w:name="Plain Table 5" w:uiPriority="21573"/>
-    <w:lsdException w:name="Grid Table Light" w:uiPriority="20848"/>
-    <w:lsdException w:name="Grid Table 1 Light" w:uiPriority="21652"/>
-    <w:lsdException w:name="Grid Table 2" w:uiPriority="21653"/>
-    <w:lsdException w:name="Grid Table 3" w:uiPriority="21768"/>
-    <w:lsdException w:name="Grid Table 4" w:uiPriority="21769"/>
-    <w:lsdException w:name="Grid Table 5 Dark" w:uiPriority="22148"/>
-    <w:lsdException w:name="Grid Table 6 Colorful" w:uiPriority="22149"/>
-    <w:lsdException w:name="Grid Table 7 Colorful" w:uiPriority="25606"/>
-    <w:lsdException w:name="Grid Table 1 Light Accent 1" w:uiPriority="21652"/>
-    <w:lsdException w:name="Grid Table 2 Accent 1" w:uiPriority="21653"/>
-    <w:lsdException w:name="Grid Table 3 Accent 1" w:uiPriority="21768"/>
-    <w:lsdException w:name="Grid Table 4 Accent 1" w:uiPriority="21769"/>
-    <w:lsdException w:name="Grid Table 5 Dark Accent 1" w:uiPriority="22148"/>
-    <w:lsdException w:name="Grid Table 6 Colorful Accent 1" w:uiPriority="22149"/>
-    <w:lsdException w:name="Grid Table 7 Colorful Accent 1" w:uiPriority="25606"/>
-    <w:lsdException w:name="Grid Table 1 Light Accent 2" w:uiPriority="21652"/>
-    <w:lsdException w:name="Grid Table 2 Accent 2" w:uiPriority="21653"/>
-    <w:lsdException w:name="Grid Table 3 Accent 2" w:uiPriority="21768"/>
-    <w:lsdException w:name="Grid Table 4 Accent 2" w:uiPriority="21769"/>
-    <w:lsdException w:name="Grid Table 5 Dark Accent 2" w:uiPriority="22148"/>
-    <w:lsdException w:name="Grid Table 6 Colorful Accent 2" w:uiPriority="22149"/>
-    <w:lsdException w:name="Grid Table 7 Colorful Accent 2" w:uiPriority="25606"/>
-    <w:lsdException w:name="Grid Table 1 Light Accent 3" w:uiPriority="21652"/>
-    <w:lsdException w:name="Grid Table 2 Accent 3" w:uiPriority="21653"/>
-    <w:lsdException w:name="Grid Table 3 Accent 3" w:uiPriority="21768"/>
-    <w:lsdException w:name="Grid Table 4 Accent 3" w:uiPriority="21769"/>
-    <w:lsdException w:name="Grid Table 5 Dark Accent 3" w:uiPriority="22148"/>
-    <w:lsdException w:name="Grid Table 6 Colorful Accent 3" w:uiPriority="22149"/>
-    <w:lsdException w:name="Grid Table 7 Colorful Accent 3" w:uiPriority="25606"/>
-    <w:lsdException w:name="Grid Table 1 Light Accent 4" w:uiPriority="21652"/>
-    <w:lsdException w:name="Grid Table 2 Accent 4" w:uiPriority="21653"/>
-    <w:lsdException w:name="Grid Table 3 Accent 4" w:uiPriority="21768"/>
-    <w:lsdException w:name="Grid Table 4 Accent 4" w:uiPriority="21769"/>
-    <w:lsdException w:name="Grid Table 5 Dark Accent 4" w:uiPriority="22148"/>
-    <w:lsdException w:name="Grid Table 6 Colorful Accent 4" w:uiPriority="22149"/>
-    <w:lsdException w:name="Grid Table 7 Colorful Accent 4" w:uiPriority="25606"/>
-    <w:lsdException w:name="Grid Table 1 Light Accent 5" w:uiPriority="21652"/>
-    <w:lsdException w:name="Grid Table 2 Accent 5" w:uiPriority="21653"/>
-    <w:lsdException w:name="Grid Table 3 Accent 5" w:uiPriority="21768"/>
-    <w:lsdException w:name="Grid Table 4 Accent 5" w:uiPriority="21769"/>
-    <w:lsdException w:name="Grid Table 5 Dark Accent 5" w:uiPriority="22148"/>
-    <w:lsdException w:name="Grid Table 6 Colorful Accent 5" w:uiPriority="22149"/>
-    <w:lsdException w:name="Grid Table 7 Colorful Accent 5" w:uiPriority="25606"/>
-    <w:lsdException w:name="Grid Table 1 Light Accent 6" w:uiPriority="21652"/>
-    <w:lsdException w:name="Grid Table 2 Accent 6" w:uiPriority="21653"/>
-    <w:lsdException w:name="Grid Table 3 Accent 6" w:uiPriority="21768"/>
-    <w:lsdException w:name="Grid Table 4 Accent 6" w:uiPriority="21769"/>
-    <w:lsdException w:name="Grid Table 5 Dark Accent 6" w:uiPriority="22148"/>
-    <w:lsdException w:name="Grid Table 6 Colorful Accent 6" w:uiPriority="22149"/>
-    <w:lsdException w:name="Grid Table 7 Colorful Accent 6" w:uiPriority="25606"/>
-    <w:lsdException w:name="List Table 1 Light" w:uiPriority="21652"/>
-    <w:lsdException w:name="List Table 2" w:uiPriority="21653"/>
-    <w:lsdException w:name="List Table 3" w:uiPriority="21768"/>
-    <w:lsdException w:name="List Table 4" w:uiPriority="21769"/>
-    <w:lsdException w:name="List Table 5 Dark" w:uiPriority="22148"/>
-    <w:lsdException w:name="List Table 6 Colorful" w:uiPriority="22149"/>
-    <w:lsdException w:name="List Table 7 Colorful" w:uiPriority="25606"/>
-    <w:lsdException w:name="List Table 1 Light Accent 1" w:uiPriority="21652"/>
-    <w:lsdException w:name="List Table 2 Accent 1" w:uiPriority="21653"/>
-    <w:lsdException w:name="List Table 3 Accent 1" w:uiPriority="21768"/>
-    <w:lsdException w:name="List Table 4 Accent 1" w:uiPriority="21769"/>
-    <w:lsdException w:name="List Table 5 Dark Accent 1" w:uiPriority="22148"/>
-    <w:lsdException w:name="List Table 6 Colorful Accent 1" w:uiPriority="22149"/>
-    <w:lsdException w:name="List Table 7 Colorful Accent 1" w:uiPriority="25606"/>
-    <w:lsdException w:name="List Table 1 Light Accent 2" w:uiPriority="21652"/>
-    <w:lsdException w:name="List Table 2 Accent 2" w:uiPriority="21653"/>
-    <w:lsdException w:name="List Table 3 Accent 2" w:uiPriority="21768"/>
-    <w:lsdException w:name="List Table 4 Accent 2" w:uiPriority="21769"/>
-    <w:lsdException w:name="List Table 5 Dark Accent 2" w:uiPriority="22148"/>
-    <w:lsdException w:name="List Table 6 Colorful Accent 2" w:uiPriority="22149"/>
-    <w:lsdException w:name="List Table 7 Colorful Accent 2" w:uiPriority="25606"/>
-    <w:lsdException w:name="List Table 1 Light Accent 3" w:uiPriority="21652"/>
-    <w:lsdException w:name="List Table 2 Accent 3" w:uiPriority="21653"/>
-    <w:lsdException w:name="List Table 3 Accent 3" w:uiPriority="21768"/>
-    <w:lsdException w:name="List Table 4 Accent 3" w:uiPriority="21769"/>
-    <w:lsdException w:name="List Table 5 Dark Accent 3" w:uiPriority="22148"/>
-    <w:lsdException w:name="List Table 6 Colorful Accent 3" w:uiPriority="22149"/>
-    <w:lsdException w:name="List Table 7 Colorful Accent 3" w:uiPriority="25606"/>
-    <w:lsdException w:name="List Table 1 Light Accent 4" w:uiPriority="21652"/>
-    <w:lsdException w:name="List Table 2 Accent 4" w:uiPriority="21653"/>
-    <w:lsdException w:name="List Table 3 Accent 4" w:uiPriority="21768"/>
-    <w:lsdException w:name="List Table 4 Accent 4" w:uiPriority="21769"/>
-    <w:lsdException w:name="List Table 5 Dark Accent 4" w:uiPriority="22148"/>
-    <w:lsdException w:name="List Table 6 Colorful Accent 4" w:uiPriority="22149"/>
-    <w:lsdException w:name="List Table 7 Colorful Accent 4" w:uiPriority="25606"/>
-    <w:lsdException w:name="List Table 1 Light Accent 5" w:uiPriority="21652"/>
-    <w:lsdException w:name="List Table 2 Accent 5" w:uiPriority="21653"/>
-    <w:lsdException w:name="List Table 3 Accent 5" w:uiPriority="21768"/>
-    <w:lsdException w:name="List Table 4 Accent 5" w:uiPriority="21769"/>
-    <w:lsdException w:name="List Table 5 Dark Accent 5" w:uiPriority="22148"/>
-    <w:lsdException w:name="List Table 6 Colorful Accent 5" w:uiPriority="22149"/>
-    <w:lsdException w:name="List Table 7 Colorful Accent 5" w:uiPriority="25606"/>
-    <w:lsdException w:name="List Table 1 Light Accent 6" w:uiPriority="21652"/>
-    <w:lsdException w:name="List Table 2 Accent 6" w:uiPriority="21653"/>
-    <w:lsdException w:name="List Table 3 Accent 6" w:uiPriority="21768"/>
-    <w:lsdException w:name="List Table 4 Accent 6" w:uiPriority="21769"/>
-    <w:lsdException w:name="List Table 5 Dark Accent 6" w:uiPriority="22148"/>
-    <w:lsdException w:name="List Table 6 Colorful Accent 6" w:uiPriority="22149"/>
-    <w:lsdException w:name="List Table 7 Colorful Accent 6" w:uiPriority="25606"/>
+    <w:lsdException w:name="List Paragraph" w:uiPriority="25606" w:qFormat="1"/>
+    <w:lsdException w:name="Quote" w:uiPriority="20849" w:qFormat="1"/>
+    <w:lsdException w:name="Intense Quote" w:uiPriority="21768" w:qFormat="1"/>
+    <w:lsdException w:name="Medium List 2 Accent 1" w:uiPriority="1271088"/>
+    <w:lsdException w:name="Medium Grid 1 Accent 1" w:uiPriority="1271089"/>
+    <w:lsdException w:name="Medium Grid 2 Accent 1" w:uiPriority="1271138"/>
+    <w:lsdException w:name="Medium Grid 3 Accent 1" w:uiPriority="1271139"/>
+    <w:lsdException w:name="Dark List Accent 1" w:uiPriority="1271686"/>
+    <w:lsdException w:name="Colorful Shading Accent 1" w:uiPriority="1271687"/>
+    <w:lsdException w:name="Colorful List Accent 1" w:uiPriority="1273956"/>
+    <w:lsdException w:name="Colorful Grid Accent 1" w:uiPriority="1273957"/>
+    <w:lsdException w:name="Light Shading Accent 2" w:uiPriority="210288"/>
+    <w:lsdException w:name="Light List Accent 2" w:uiPriority="210289"/>
+    <w:lsdException w:name="Light Grid Accent 2" w:uiPriority="210290"/>
+    <w:lsdException w:name="Medium Shading 1 Accent 2" w:uiPriority="210291"/>
+    <w:lsdException w:name="Medium Shading 2 Accent 2" w:uiPriority="1257874"/>
+    <w:lsdException w:name="Medium List 1 Accent 2" w:uiPriority="1257875"/>
+    <w:lsdException w:name="Medium List 2 Accent 2" w:uiPriority="1271088"/>
+    <w:lsdException w:name="Medium Grid 1 Accent 2" w:uiPriority="1271089"/>
+    <w:lsdException w:name="Medium Grid 2 Accent 2" w:uiPriority="1271138"/>
+    <w:lsdException w:name="Medium Grid 3 Accent 2" w:uiPriority="1271139"/>
+    <w:lsdException w:name="Dark List Accent 2" w:uiPriority="1271686"/>
+    <w:lsdException w:name="Colorful Shading Accent 2" w:uiPriority="1271687"/>
+    <w:lsdException w:name="Colorful List Accent 2" w:uiPriority="1273956"/>
+    <w:lsdException w:name="Colorful Grid Accent 2" w:uiPriority="1273957"/>
+    <w:lsdException w:name="Light Shading Accent 3" w:uiPriority="210288"/>
+    <w:lsdException w:name="Light List Accent 3" w:uiPriority="210289"/>
+    <w:lsdException w:name="Light Grid Accent 3" w:uiPriority="210290"/>
+    <w:lsdException w:name="Medium Shading 1 Accent 3" w:uiPriority="210291"/>
+    <w:lsdException w:name="Medium Shading 2 Accent 3" w:uiPriority="1257874"/>
+    <w:lsdException w:name="Medium List 1 Accent 3" w:uiPriority="1257875"/>
+    <w:lsdException w:name="Medium List 2 Accent 3" w:uiPriority="1271088"/>
+    <w:lsdException w:name="Medium Grid 1 Accent 3" w:uiPriority="1271089"/>
+    <w:lsdException w:name="Medium Grid 2 Accent 3" w:uiPriority="1271138"/>
+    <w:lsdException w:name="Medium Grid 3 Accent 3" w:uiPriority="1271139"/>
+    <w:lsdException w:name="Dark List Accent 3" w:uiPriority="1271686"/>
+    <w:lsdException w:name="Colorful Shading Accent 3" w:uiPriority="1271687"/>
+    <w:lsdException w:name="Colorful List Accent 3" w:uiPriority="1273956"/>
+    <w:lsdException w:name="Colorful Grid Accent 3" w:uiPriority="1273957"/>
+    <w:lsdException w:name="Light Shading Accent 4" w:uiPriority="210288"/>
+    <w:lsdException w:name="Light List Accent 4" w:uiPriority="210289"/>
+    <w:lsdException w:name="Light Grid Accent 4" w:uiPriority="210290"/>
+    <w:lsdException w:name="Medium Shading 1 Accent 4" w:uiPriority="210291"/>
+    <w:lsdException w:name="Medium Shading 2 Accent 4" w:uiPriority="1257874"/>
+    <w:lsdException w:name="Medium List 1 Accent 4" w:uiPriority="1257875"/>
+    <w:lsdException w:name="Medium List 2 Accent 4" w:uiPriority="1271088"/>
+    <w:lsdException w:name="Medium Grid 1 Accent 4" w:uiPriority="1271089"/>
+    <w:lsdException w:name="Medium Grid 2 Accent 4" w:uiPriority="1271138"/>
+    <w:lsdException w:name="Medium Grid 3 Accent 4" w:uiPriority="1271139"/>
+    <w:lsdException w:name="Dark List Accent 4" w:uiPriority="1271686"/>
+    <w:lsdException w:name="Colorful Shading Accent 4" w:uiPriority="1271687"/>
+    <w:lsdException w:name="Colorful List Accent 4" w:uiPriority="1273956"/>
+    <w:lsdException w:name="Colorful Grid Accent 4" w:uiPriority="1273957"/>
+    <w:lsdException w:name="Light Shading Accent 5" w:uiPriority="210288"/>
+    <w:lsdException w:name="Light List Accent 5" w:uiPriority="210289"/>
+    <w:lsdException w:name="Light Grid Accent 5" w:uiPriority="210290"/>
+    <w:lsdException w:name="Medium Shading 1 Accent 5" w:uiPriority="210291"/>
+    <w:lsdException w:name="Medium Shading 2 Accent 5" w:uiPriority="1257874"/>
+    <w:lsdException w:name="Medium List 1 Accent 5" w:uiPriority="1257875"/>
+    <w:lsdException w:name="Medium List 2 Accent 5" w:uiPriority="1271088"/>
+    <w:lsdException w:name="Medium Grid 1 Accent 5" w:uiPriority="1271089"/>
+    <w:lsdException w:name="Medium Grid 2 Accent 5" w:uiPriority="1271138"/>
+    <w:lsdException w:name="Medium Grid 3 Accent 5" w:uiPriority="1271139"/>
+    <w:lsdException w:name="Dark List Accent 5" w:uiPriority="1271686"/>
+    <w:lsdException w:name="Colorful Shading Accent 5" w:uiPriority="1271687"/>
+    <w:lsdException w:name="Colorful List Accent 5" w:uiPriority="1273956"/>
+    <w:lsdException w:name="Colorful Grid Accent 5" w:uiPriority="1273957"/>
+    <w:lsdException w:name="Light Shading Accent 6" w:uiPriority="210288"/>
+    <w:lsdException w:name="Light List Accent 6" w:uiPriority="210289"/>
+    <w:lsdException w:name="Light Grid Accent 6" w:uiPriority="210290"/>
+    <w:lsdException w:name="Medium Shading 1 Accent 6" w:uiPriority="210291"/>
+    <w:lsdException w:name="Medium Shading 2 Accent 6" w:uiPriority="1257874"/>
+    <w:lsdException w:name="Medium List 1 Accent 6" w:uiPriority="1257875"/>
+    <w:lsdException w:name="Medium List 2 Accent 6" w:uiPriority="1271088"/>
+    <w:lsdException w:name="Medium Grid 1 Accent 6" w:uiPriority="1271089"/>
+    <w:lsdException w:name="Medium Grid 2 Accent 6" w:uiPriority="1271138"/>
+    <w:lsdException w:name="Medium Grid 3 Accent 6" w:uiPriority="1271139"/>
+    <w:lsdException w:name="Dark List Accent 6" w:uiPriority="1271686"/>
+    <w:lsdException w:name="Colorful Shading Accent 6" w:uiPriority="1271687"/>
+    <w:lsdException w:name="Colorful List Accent 6" w:uiPriority="1273956"/>
+    <w:lsdException w:name="Colorful Grid Accent 6" w:uiPriority="1273957"/>
+    <w:lsdException w:name="Subtle Emphasis" w:uiPriority="1909" w:qFormat="1"/>
+    <w:lsdException w:name="Intense Emphasis" w:uiPriority="5685" w:qFormat="1"/>
+    <w:lsdException w:name="Subtle Reference" w:uiPriority="21769" w:qFormat="1"/>
+    <w:lsdException w:name="Intense Reference" w:uiPriority="22148" w:qFormat="1"/>
+    <w:lsdException w:name="Book Title" w:uiPriority="22149" w:qFormat="1"/>
+    <w:lsdException w:name="Bibliography" w:semiHidden="1" w:uiPriority="25609" w:unhideWhenUsed="1"/>
+    <w:lsdException w:name="TOC Heading" w:semiHidden="1" w:uiPriority="25623" w:unhideWhenUsed="1" w:qFormat="1"/>
+    <w:lsdException w:name="Plain Table 1" w:uiPriority="133193"/>
+    <w:lsdException w:name="Plain Table 2" w:uiPriority="136530"/>
+    <w:lsdException w:name="Plain Table 3" w:uiPriority="136531"/>
+    <w:lsdException w:name="Plain Table 4" w:uiPriority="136562"/>
+    <w:lsdException w:name="Plain Table 5" w:uiPriority="136563"/>
+    <w:lsdException w:name="Grid Table Light" w:uiPriority="133192"/>
+    <w:lsdException w:name="Grid Table 1 Light" w:uiPriority="136786"/>
+    <w:lsdException w:name="Grid Table 2" w:uiPriority="136787"/>
+    <w:lsdException w:name="Grid Table 3" w:uiPriority="137064"/>
+    <w:lsdException w:name="Grid Table 4" w:uiPriority="137065"/>
+    <w:lsdException w:name="Grid Table 5 Dark" w:uiPriority="139592"/>
+    <w:lsdException w:name="Grid Table 6 Colorful" w:uiPriority="139593"/>
+    <w:lsdException w:name="Grid Table 7 Colorful" w:uiPriority="153094"/>
+    <w:lsdException w:name="Grid Table 1 Light Accent 1" w:uiPriority="136786"/>
+    <w:lsdException w:name="Grid Table 2 Accent 1" w:uiPriority="136787"/>
+    <w:lsdException w:name="Grid Table 3 Accent 1" w:uiPriority="137064"/>
+    <w:lsdException w:name="Grid Table 4 Accent 1" w:uiPriority="137065"/>
+    <w:lsdException w:name="Grid Table 5 Dark Accent 1" w:uiPriority="139592"/>
+    <w:lsdException w:name="Grid Table 6 Colorful Accent 1" w:uiPriority="139593"/>
+    <w:lsdException w:name="Grid Table 7 Colorful Accent 1" w:uiPriority="153094"/>
+    <w:lsdException w:name="Grid Table 1 Light Accent 2" w:uiPriority="136786"/>
+    <w:lsdException w:name="Grid Table 2 Accent 2" w:uiPriority="136787"/>
+    <w:lsdException w:name="Grid Table 3 Accent 2" w:uiPriority="137064"/>
+    <w:lsdException w:name="Grid Table 4 Accent 2" w:uiPriority="137065"/>
+    <w:lsdException w:name="Grid Table 5 Dark Accent 2" w:uiPriority="139592"/>
+    <w:lsdException w:name="Grid Table 6 Colorful Accent 2" w:uiPriority="139593"/>
+    <w:lsdException w:name="Grid Table 7 Colorful Accent 2" w:uiPriority="153094"/>
+    <w:lsdException w:name="Grid Table 1 Light Accent 3" w:uiPriority="136786"/>
+    <w:lsdException w:name="Grid Table 2 Accent 3" w:uiPriority="136787"/>
+    <w:lsdException w:name="Grid Table 3 Accent 3" w:uiPriority="137064"/>
+    <w:lsdException w:name="Grid Table 4 Accent 3" w:uiPriority="137065"/>
+    <w:lsdException w:name="Grid Table 5 Dark Accent 3" w:uiPriority="139592"/>
+    <w:lsdException w:name="Grid Table 6 Colorful Accent 3" w:uiPriority="139593"/>
+    <w:lsdException w:name="Grid Table 7 Colorful Accent 3" w:uiPriority="153094"/>
+    <w:lsdException w:name="Grid Table 1 Light Accent 4" w:uiPriority="136786"/>
+    <w:lsdException w:name="Grid Table 2 Accent 4" w:uiPriority="136787"/>
+    <w:lsdException w:name="Grid Table 3 Accent 4" w:uiPriority="137064"/>
+    <w:lsdException w:name="Grid Table 4 Accent 4" w:uiPriority="137065"/>
+    <w:lsdException w:name="Grid Table 5 Dark Accent 4" w:uiPriority="139592"/>
+    <w:lsdException w:name="Grid Table 6 Colorful Accent 4" w:uiPriority="139593"/>
+    <w:lsdException w:name="Grid Table 7 Colorful Accent 4" w:uiPriority="153094"/>
+    <w:lsdException w:name="Grid Table 1 Light Accent 5" w:uiPriority="136786"/>
+    <w:lsdException w:name="Grid Table 2 Accent 5" w:uiPriority="136787"/>
+    <w:lsdException w:name="Grid Table 3 Accent 5" w:uiPriority="137064"/>
+    <w:lsdException w:name="Grid Table 4 Accent 5" w:uiPriority="137065"/>
+    <w:lsdException w:name="Grid Table 5 Dark Accent 5" w:uiPriority="139592"/>
+    <w:lsdException w:name="Grid Table 6 Colorful Accent 5" w:uiPriority="139593"/>
+    <w:lsdException w:name="Grid Table 7 Colorful Accent 5" w:uiPriority="153094"/>
+    <w:lsdException w:name="Grid Table 1 Light Accent 6" w:uiPriority="136786"/>
+    <w:lsdException w:name="Grid Table 2 Accent 6" w:uiPriority="136787"/>
+    <w:lsdException w:name="Grid Table 3 Accent 6" w:uiPriority="137064"/>
+    <w:lsdException w:name="Grid Table 4 Accent 6" w:uiPriority="137065"/>
+    <w:lsdException w:name="Grid Table 5 Dark Accent 6" w:uiPriority="139592"/>
+    <w:lsdException w:name="Grid Table 6 Colorful Accent 6" w:uiPriority="139593"/>
+    <w:lsdException w:name="Grid Table 7 Colorful Accent 6" w:uiPriority="153094"/>
+    <w:lsdException w:name="List Table 1 Light" w:uiPriority="136786"/>
+    <w:lsdException w:name="List Table 2" w:uiPriority="136787"/>
+    <w:lsdException w:name="List Table 3" w:uiPriority="137064"/>
+    <w:lsdException w:name="List Table 4" w:uiPriority="137065"/>
+    <w:lsdException w:name="List Table 5 Dark" w:uiPriority="139592"/>
+    <w:lsdException w:name="List Table 6 Colorful" w:uiPriority="139593"/>
+    <w:lsdException w:name="List Table 7 Colorful" w:uiPriority="153094"/>
+    <w:lsdException w:name="List Table 1 Light Accent 1" w:uiPriority="136786"/>
+    <w:lsdException w:name="List Table 2 Accent 1" w:uiPriority="136787"/>
+    <w:lsdException w:name="List Table 3 Accent 1" w:uiPriority="137064"/>
+    <w:lsdException w:name="List Table 4 Accent 1" w:uiPriority="137065"/>
+    <w:lsdException w:name="List Table 5 Dark Accent 1" w:uiPriority="139592"/>
+    <w:lsdException w:name="List Table 6 Colorful Accent 1" w:uiPriority="139593"/>
+    <w:lsdException w:name="List Table 7 Colorful Accent 1" w:uiPriority="153094"/>
+    <w:lsdException w:name="List Table 1 Light Accent 2" w:uiPriority="136786"/>
+    <w:lsdException w:name="List Table 2 Accent 2" w:uiPriority="136787"/>
+    <w:lsdException w:name="List Table 3 Accent 2" w:uiPriority="137064"/>
+    <w:lsdException w:name="List Table 4 Accent 2" w:uiPriority="137065"/>
+    <w:lsdException w:name="List Table 5 Dark Accent 2" w:uiPriority="139592"/>
+    <w:lsdException w:name="List Table 6 Colorful Accent 2" w:uiPriority="139593"/>
+    <w:lsdException w:name="List Table 7 Colorful Accent 2" w:uiPriority="153094"/>
+    <w:lsdException w:name="List Table 1 Light Accent 3" w:uiPriority="136786"/>
+    <w:lsdException w:name="List Table 2 Accent 3" w:uiPriority="136787"/>
+    <w:lsdException w:name="List Table 3 Accent 3" w:uiPriority="137064"/>
+    <w:lsdException w:name="List Table 4 Accent 3" w:uiPriority="137065"/>
+    <w:lsdException w:name="List Table 5 Dark Accent 3" w:uiPriority="139592"/>
+    <w:lsdException w:name="List Table 6 Colorful Accent 3" w:uiPriority="139593"/>
+    <w:lsdException w:name="List Table 7 Colorful Accent 3" w:uiPriority="153094"/>
+    <w:lsdException w:name="List Table 1 Light Accent 4" w:uiPriority="136786"/>
+    <w:lsdException w:name="List Table 2 Accent 4" w:uiPriority="136787"/>
+    <w:lsdException w:name="List Table 3 Accent 4" w:uiPriority="137064"/>
+    <w:lsdException w:name="List Table 4 Accent 4" w:uiPriority="137065"/>
+    <w:lsdException w:name="List Table 5 Dark Accent 4" w:uiPriority="139592"/>
+    <w:lsdException w:name="List Table 6 Colorful Accent 4" w:uiPriority="139593"/>
+    <w:lsdException w:name="List Table 7 Colorful Accent 4" w:uiPriority="153094"/>
+    <w:lsdException w:name="List Table 1 Light Accent 5" w:uiPriority="136786"/>
+    <w:lsdException w:name="List Table 2 Accent 5" w:uiPriority="136787"/>
+    <w:lsdException w:name="List Table 3 Accent 5" w:uiPriority="137064"/>
+    <w:lsdException w:name="List Table 4 Accent 5" w:uiPriority="137065"/>
+    <w:lsdException w:name="List Table 5 Dark Accent 5" w:uiPriority="139592"/>
+    <w:lsdException w:name="List Table 6 Colorful Accent 5" w:uiPriority="139593"/>
+    <w:lsdException w:name="List Table 7 Colorful Accent 5" w:uiPriority="153094"/>
+    <w:lsdException w:name="List Table 1 Light Accent 6" w:uiPriority="136786"/>
+    <w:lsdException w:name="List Table 2 Accent 6" w:uiPriority="136787"/>
+    <w:lsdException w:name="List Table 3 Accent 6" w:uiPriority="137064"/>
+    <w:lsdException w:name="List Table 4 Accent 6" w:uiPriority="137065"/>
+    <w:lsdException w:name="List Table 5 Dark Accent 6" w:uiPriority="139592"/>
+    <w:lsdException w:name="List Table 6 Colorful Accent 6" w:uiPriority="139593"/>
+    <w:lsdException w:name="List Table 7 Colorful Accent 6" w:uiPriority="153094"/>
   </w:latentStyles>
   <w:style w:type="paragraph" w:default="1" w:styleId="0">
     <w:name w:val="바탕글"/>
